--- a/pr-preview/pr-428/chapters/word-choice-tracked-changes.docx
+++ b/pr-preview/pr-428/chapters/word-choice-tracked-changes.docx
@@ -26,7 +26,7 @@
       </w:pPr>
       <w:ins w:id="2" w:author="PR Preview" w:date="2026-01-01T00:00:00Z">
         <w:r>
-          <w:t xml:space="preserve">Last modified: 2026-10-29 15:52:28 (PDT)</w:t>
+          <w:t xml:space="preserve">Last modified: 2026-10-29 16:05:01 (PDT)</w:t>
         </w:r>
       </w:ins>
     </w:p>
@@ -630,7 +630,7 @@
         <w:t xml:space="preserve">and the relatively-recent hybridization of the English language.</w:t>
       </w:r>
     </w:p>
-    <w:bookmarkStart w:id="26" w:name="avoid-vague-and-metaphorical-language"/>
+    <w:bookmarkStart w:id="29" w:name="avoid-vague-and-metaphorical-language"/>
     <w:p>
       <w:pPr>
         <w:pStyle w:val="Heading2"/>
@@ -1622,7 +1622,7 @@
       </w:ins>
       <w:ins w:id="7" w:author="PR Preview" w:date="2026-01-01T00:00:00Z">
         <w:r>
-          <w:t xml:space="preserve">and do not stand in a generic placeholder such as</w:t>
+          <w:t xml:space="preserve">and do not let a generic placeholder stand in for it,</w:t>
         </w:r>
       </w:ins>
       <w:ins w:id="8" w:author="PR Preview" w:date="2026-01-01T00:00:00Z">
@@ -1632,95 +1632,190 @@
       </w:ins>
       <w:ins w:id="9" w:author="PR Preview" w:date="2026-01-01T00:00:00Z">
         <w:r>
+          <w:t xml:space="preserve">such as</w:t>
+        </w:r>
+      </w:ins>
+      <w:ins w:id="10" w:author="PR Preview" w:date="2026-01-01T00:00:00Z">
+        <w:r>
+          <w:t xml:space="preserve"> </w:t>
+        </w:r>
+      </w:ins>
+      <w:ins w:id="11" w:author="PR Preview" w:date="2026-01-01T00:00:00Z">
+        <w:r>
           <w:t xml:space="preserve">“some set”</w:t>
         </w:r>
       </w:ins>
-      <w:ins w:id="10" w:author="PR Preview" w:date="2026-01-01T00:00:00Z">
+      <w:ins w:id="12" w:author="PR Preview" w:date="2026-01-01T00:00:00Z">
         <w:r>
           <w:t xml:space="preserve">,</w:t>
         </w:r>
       </w:ins>
-      <w:ins w:id="11" w:author="PR Preview" w:date="2026-01-01T00:00:00Z">
+      <w:ins w:id="13" w:author="PR Preview" w:date="2026-01-01T00:00:00Z">
         <w:r>
           <w:t xml:space="preserve"> </w:t>
         </w:r>
       </w:ins>
-      <w:ins w:id="12" w:author="PR Preview" w:date="2026-01-01T00:00:00Z">
+      <w:ins w:id="14" w:author="PR Preview" w:date="2026-01-01T00:00:00Z">
         <w:r>
           <w:t xml:space="preserve">“a set A”</w:t>
         </w:r>
       </w:ins>
-      <w:ins w:id="13" w:author="PR Preview" w:date="2026-01-01T00:00:00Z">
+      <w:ins w:id="15" w:author="PR Preview" w:date="2026-01-01T00:00:00Z">
         <w:r>
           <w:t xml:space="preserve"> </w:t>
         </w:r>
       </w:ins>
-      <w:ins w:id="14" w:author="PR Preview" w:date="2026-01-01T00:00:00Z">
+      <w:ins w:id="16" w:author="PR Preview" w:date="2026-01-01T00:00:00Z">
         <w:r>
           <w:t xml:space="preserve">or</w:t>
         </w:r>
       </w:ins>
-      <w:ins w:id="15" w:author="PR Preview" w:date="2026-01-01T00:00:00Z">
+      <w:ins w:id="17" w:author="PR Preview" w:date="2026-01-01T00:00:00Z">
         <w:r>
           <w:t xml:space="preserve"> </w:t>
         </w:r>
       </w:ins>
-      <w:ins w:id="16" w:author="PR Preview" w:date="2026-01-01T00:00:00Z">
+      <w:ins w:id="18" w:author="PR Preview" w:date="2026-01-01T00:00:00Z">
         <w:r>
           <w:t xml:space="preserve">“the object”</w:t>
         </w:r>
       </w:ins>
-      <w:ins w:id="17" w:author="PR Preview" w:date="2026-01-01T00:00:00Z">
+      <w:ins w:id="19" w:author="PR Preview" w:date="2026-01-01T00:00:00Z">
         <w:r>
           <w:t xml:space="preserve">.</w:t>
         </w:r>
       </w:ins>
-      <w:ins w:id="18" w:author="PR Preview" w:date="2026-01-01T00:00:00Z">
+      <w:ins w:id="20" w:author="PR Preview" w:date="2026-01-01T00:00:00Z">
         <w:r>
           <w:t xml:space="preserve"> </w:t>
         </w:r>
       </w:ins>
-      <w:ins w:id="19" w:author="PR Preview" w:date="2026-01-01T00:00:00Z">
+      <w:ins w:id="21" w:author="PR Preview" w:date="2026-01-01T00:00:00Z">
         <w:r>
           <w:t xml:space="preserve">A placeholder makes the reader ask which set is meant,</w:t>
         </w:r>
       </w:ins>
-      <w:ins w:id="20" w:author="PR Preview" w:date="2026-01-01T00:00:00Z">
+      <w:ins w:id="22" w:author="PR Preview" w:date="2026-01-01T00:00:00Z">
         <w:r>
           <w:t xml:space="preserve"> </w:t>
         </w:r>
       </w:ins>
-      <w:ins w:id="21" w:author="PR Preview" w:date="2026-01-01T00:00:00Z">
+      <w:ins w:id="23" w:author="PR Preview" w:date="2026-01-01T00:00:00Z">
         <w:r>
           <w:t xml:space="preserve">and the writer has already answered that question.</w:t>
         </w:r>
       </w:ins>
-      <w:ins w:id="22" w:author="PR Preview" w:date="2026-01-01T00:00:00Z">
+      <w:ins w:id="24" w:author="PR Preview" w:date="2026-01-01T00:00:00Z">
         <w:r>
           <w:t xml:space="preserve"> </w:t>
         </w:r>
       </w:ins>
-      <w:ins w:id="23" w:author="PR Preview" w:date="2026-01-01T00:00:00Z">
+      <w:ins w:id="25" w:author="PR Preview" w:date="2026-01-01T00:00:00Z">
         <w:r>
           <w:t xml:space="preserve">Keep a placeholder only where the statement is abstract on purpose,</w:t>
         </w:r>
       </w:ins>
-      <w:ins w:id="24" w:author="PR Preview" w:date="2026-01-01T00:00:00Z">
+      <w:ins w:id="26" w:author="PR Preview" w:date="2026-01-01T00:00:00Z">
         <w:r>
           <w:t xml:space="preserve"> </w:t>
         </w:r>
       </w:ins>
-      <w:ins w:id="25" w:author="PR Preview" w:date="2026-01-01T00:00:00Z">
+      <w:ins w:id="27" w:author="PR Preview" w:date="2026-01-01T00:00:00Z">
         <w:r>
           <w:t xml:space="preserve">such as a general definition that holds for any set.</w:t>
         </w:r>
       </w:ins>
+      <w:ins w:id="28" w:author="PR Preview" w:date="2026-01-01T00:00:00Z">
+        <w:r>
+          <w:t xml:space="preserve"> </w:t>
+        </w:r>
+      </w:ins>
+      <w:ins w:id="29" w:author="PR Preview" w:date="2026-01-01T00:00:00Z">
+        <w:r>
+          <w:t xml:space="preserve">The same aim, stated from the other side:</w:t>
+        </w:r>
+      </w:ins>
+      <w:ins w:id="30" w:author="PR Preview" w:date="2026-01-01T00:00:00Z">
+        <w:r>
+          <w:t xml:space="preserve"> </w:t>
+        </w:r>
+      </w:ins>
+      <w:ins w:id="31" w:author="PR Preview" w:date="2026-01-01T00:00:00Z">
+        <w:r>
+          <w:t xml:space="preserve">state a result at the generality it holds,</w:t>
+        </w:r>
+      </w:ins>
+      <w:ins w:id="32" w:author="PR Preview" w:date="2026-01-01T00:00:00Z">
+        <w:r>
+          <w:t xml:space="preserve"> </w:t>
+        </w:r>
+      </w:ins>
+      <w:ins w:id="33" w:author="PR Preview" w:date="2026-01-01T00:00:00Z">
+        <w:r>
+          <w:t xml:space="preserve">no narrower than its argument needs.</w:t>
+        </w:r>
+      </w:ins>
+      <w:ins w:id="34" w:author="PR Preview" w:date="2026-01-01T00:00:00Z">
+        <w:r>
+          <w:t xml:space="preserve"> </w:t>
+        </w:r>
+      </w:ins>
+      <w:ins w:id="35" w:author="PR Preview" w:date="2026-01-01T00:00:00Z">
+        <w:r>
+          <w:t xml:space="preserve">A fact that a proof proves only for one case,</w:t>
+        </w:r>
+      </w:ins>
+      <w:ins w:id="36" w:author="PR Preview" w:date="2026-01-01T00:00:00Z">
+        <w:r>
+          <w:t xml:space="preserve"> </w:t>
+        </w:r>
+      </w:ins>
+      <w:ins w:id="37" w:author="PR Preview" w:date="2026-01-01T00:00:00Z">
+        <w:r>
+          <w:t xml:space="preserve">when the argument works for all cases,</w:t>
+        </w:r>
+      </w:ins>
+      <w:ins w:id="38" w:author="PR Preview" w:date="2026-01-01T00:00:00Z">
+        <w:r>
+          <w:t xml:space="preserve"> </w:t>
+        </w:r>
+      </w:ins>
+      <w:ins w:id="39" w:author="PR Preview" w:date="2026-01-01T00:00:00Z">
+        <w:r>
+          <w:t xml:space="preserve">is a lemma left unextracted</w:t>
+        </w:r>
+      </w:ins>
+      <w:ins w:id="40" w:author="PR Preview" w:date="2026-01-01T00:00:00Z">
+        <w:r>
+          <w:t xml:space="preserve"> </w:t>
+        </w:r>
+      </w:ins>
+      <w:ins w:id="41" w:author="PR Preview" w:date="2026-01-01T00:00:00Z">
+        <w:r>
+          <w:t xml:space="preserve">(</w:t>
+        </w:r>
+      </w:ins>
+      <w:hyperlink r:id="rId24">
+        <w:ins w:id="42" w:author="PR Preview" w:date="2026-01-01T00:00:00Z">
+          <w:r>
+            <w:rPr>
+              <w:rStyle w:val="Hyperlink"/>
+            </w:rPr>
+            <w:t xml:space="preserve">Extract a lemma wherever feasible</w:t>
+          </w:r>
+        </w:ins>
+      </w:hyperlink>
+      <w:ins w:id="43" w:author="PR Preview" w:date="2026-01-01T00:00:00Z">
+        <w:r>
+          <w:t xml:space="preserve">).</w:t>
+        </w:r>
+      </w:ins>
     </w:p>
     <w:p>
       <w:pPr>
         <w:pStyle w:val="BlockText"/>
       </w:pPr>
-      <w:ins w:id="26" w:author="PR Preview" w:date="2026-01-01T00:00:00Z">
+      <w:ins w:id="44" w:author="PR Preview" w:date="2026-01-01T00:00:00Z">
         <w:r>
           <w:t xml:space="preserve">❌ The mode is an element of the set A at which the density is largest.</w:t>
         </w:r>
@@ -1730,9 +1825,34 @@
       <w:pPr>
         <w:pStyle w:val="BlockText"/>
       </w:pPr>
-      <w:ins w:id="27" w:author="PR Preview" w:date="2026-01-01T00:00:00Z">
-        <w:r>
-          <w:t xml:space="preserve">✅ The mode is an element of the range of the random variable at which the density is largest.</w:t>
+      <w:ins w:id="45" w:author="PR Preview" w:date="2026-01-01T00:00:00Z">
+        <w:r>
+          <w:t xml:space="preserve">✅ The mode is an element of the</w:t>
+        </w:r>
+      </w:ins>
+      <w:ins w:id="46" w:author="PR Preview" w:date="2026-01-01T00:00:00Z">
+        <w:r>
+          <w:t xml:space="preserve"> </w:t>
+        </w:r>
+      </w:ins>
+      <w:hyperlink r:id="rId25">
+        <w:ins w:id="47" w:author="PR Preview" w:date="2026-01-01T00:00:00Z">
+          <w:r>
+            <w:rPr>
+              <w:rStyle w:val="Hyperlink"/>
+            </w:rPr>
+            <w:t xml:space="preserve">range</w:t>
+          </w:r>
+        </w:ins>
+      </w:hyperlink>
+      <w:ins w:id="48" w:author="PR Preview" w:date="2026-01-01T00:00:00Z">
+        <w:r>
+          <w:t xml:space="preserve"> </w:t>
+        </w:r>
+      </w:ins>
+      <w:ins w:id="49" w:author="PR Preview" w:date="2026-01-01T00:00:00Z">
+        <w:r>
+          <w:t xml:space="preserve">of the random variable at which the density is largest.</w:t>
         </w:r>
       </w:ins>
     </w:p>
@@ -1740,17 +1860,17 @@
       <w:pPr>
         <w:pStyle w:val="FirstParagraph"/>
       </w:pPr>
-      <w:ins w:id="28" w:author="PR Preview" w:date="2026-01-01T00:00:00Z">
+      <w:ins w:id="50" w:author="PR Preview" w:date="2026-01-01T00:00:00Z">
         <w:r>
           <w:t xml:space="preserve">The</w:t>
         </w:r>
       </w:ins>
-      <w:ins w:id="29" w:author="PR Preview" w:date="2026-01-01T00:00:00Z">
+      <w:ins w:id="51" w:author="PR Preview" w:date="2026-01-01T00:00:00Z">
         <w:r>
           <w:t xml:space="preserve"> </w:t>
         </w:r>
       </w:ins>
-      <w:ins w:id="30" w:author="PR Preview" w:date="2026-01-01T00:00:00Z">
+      <w:ins w:id="52" w:author="PR Preview" w:date="2026-01-01T00:00:00Z">
         <w:r>
           <w:rPr>
             <w:rStyle w:val="VerbatimChar"/>
@@ -1758,48 +1878,33 @@
           <w:t xml:space="preserve">check-avoided-words</w:t>
         </w:r>
       </w:ins>
-      <w:ins w:id="31" w:author="PR Preview" w:date="2026-01-01T00:00:00Z">
+      <w:ins w:id="53" w:author="PR Preview" w:date="2026-01-01T00:00:00Z">
         <w:r>
           <w:t xml:space="preserve"> </w:t>
         </w:r>
       </w:ins>
-      <w:ins w:id="32" w:author="PR Preview" w:date="2026-01-01T00:00:00Z">
-        <w:r>
-          <w:t xml:space="preserve">check in gha warns on a set</w:t>
-        </w:r>
-      </w:ins>
-      <w:ins w:id="33" w:author="PR Preview" w:date="2026-01-01T00:00:00Z">
+      <w:ins w:id="54" w:author="PR Preview" w:date="2026-01-01T00:00:00Z">
+        <w:r>
+          <w:t xml:space="preserve">check in gha warns on</w:t>
+        </w:r>
+      </w:ins>
+      <w:ins w:id="55" w:author="PR Preview" w:date="2026-01-01T00:00:00Z">
         <w:r>
           <w:t xml:space="preserve"> </w:t>
         </w:r>
       </w:ins>
-      <w:ins w:id="34" w:author="PR Preview" w:date="2026-01-01T00:00:00Z">
-        <w:r>
-          <w:t xml:space="preserve">named by a bare capital letter or by</w:t>
-        </w:r>
-      </w:ins>
-      <w:ins w:id="35" w:author="PR Preview" w:date="2026-01-01T00:00:00Z">
+      <w:ins w:id="56" w:author="PR Preview" w:date="2026-01-01T00:00:00Z">
+        <w:r>
+          <w:t xml:space="preserve">a</w:t>
+        </w:r>
+      </w:ins>
+      <w:ins w:id="57" w:author="PR Preview" w:date="2026-01-01T00:00:00Z">
         <w:r>
           <w:t xml:space="preserve"> </w:t>
         </w:r>
       </w:ins>
-      <w:ins w:id="36" w:author="PR Preview" w:date="2026-01-01T00:00:00Z">
-        <w:r>
-          <w:t xml:space="preserve">“some”</w:t>
-        </w:r>
-      </w:ins>
-      <w:ins w:id="37" w:author="PR Preview" w:date="2026-01-01T00:00:00Z">
-        <w:r>
-          <w:t xml:space="preserve">, such as a</w:t>
-        </w:r>
-      </w:ins>
-      <w:ins w:id="38" w:author="PR Preview" w:date="2026-01-01T00:00:00Z">
-        <w:r>
-          <w:t xml:space="preserve"> </w:t>
-        </w:r>
-      </w:ins>
-      <w:hyperlink r:id="rId24">
-        <w:ins w:id="39" w:author="PR Preview" w:date="2026-01-01T00:00:00Z">
+      <w:hyperlink r:id="rId26">
+        <w:ins w:id="58" w:author="PR Preview" w:date="2026-01-01T00:00:00Z">
           <w:r>
             <w:rPr>
               <w:rStyle w:val="Hyperlink"/>
@@ -1808,57 +1913,122 @@
           </w:r>
         </w:ins>
       </w:hyperlink>
-      <w:ins w:id="40" w:author="PR Preview" w:date="2026-01-01T00:00:00Z">
+      <w:ins w:id="59" w:author="PR Preview" w:date="2026-01-01T00:00:00Z">
+        <w:r>
+          <w:t xml:space="preserve">,</w:t>
+        </w:r>
+      </w:ins>
+      <w:ins w:id="60" w:author="PR Preview" w:date="2026-01-01T00:00:00Z">
         <w:r>
           <w:t xml:space="preserve"> </w:t>
         </w:r>
       </w:ins>
-      <w:ins w:id="41" w:author="PR Preview" w:date="2026-01-01T00:00:00Z">
-        <w:r>
-          <w:t xml:space="preserve">“A”</w:t>
-        </w:r>
-      </w:ins>
-      <w:ins w:id="42" w:author="PR Preview" w:date="2026-01-01T00:00:00Z">
+      <w:hyperlink r:id="rId27">
+        <w:ins w:id="61" w:author="PR Preview" w:date="2026-01-01T00:00:00Z">
+          <w:r>
+            <w:rPr>
+              <w:rStyle w:val="Hyperlink"/>
+            </w:rPr>
+            <w:t xml:space="preserve">codomain</w:t>
+          </w:r>
+        </w:ins>
+      </w:hyperlink>
+      <w:ins w:id="62" w:author="PR Preview" w:date="2026-01-01T00:00:00Z">
+        <w:r>
+          <w:t xml:space="preserve">,</w:t>
+        </w:r>
+      </w:ins>
+      <w:ins w:id="63" w:author="PR Preview" w:date="2026-01-01T00:00:00Z">
         <w:r>
           <w:t xml:space="preserve"> </w:t>
         </w:r>
       </w:ins>
-      <w:ins w:id="43" w:author="PR Preview" w:date="2026-01-01T00:00:00Z">
+      <w:ins w:id="64" w:author="PR Preview" w:date="2026-01-01T00:00:00Z">
+        <w:r>
+          <w:t xml:space="preserve">range or sample space named by a bare capital letter or by</w:t>
+        </w:r>
+      </w:ins>
+      <w:ins w:id="65" w:author="PR Preview" w:date="2026-01-01T00:00:00Z">
+        <w:r>
+          <w:t xml:space="preserve"> </w:t>
+        </w:r>
+      </w:ins>
+      <w:ins w:id="66" w:author="PR Preview" w:date="2026-01-01T00:00:00Z">
+        <w:r>
+          <w:t xml:space="preserve">“some”</w:t>
+        </w:r>
+      </w:ins>
+      <w:ins w:id="67" w:author="PR Preview" w:date="2026-01-01T00:00:00Z">
+        <w:r>
+          <w:t xml:space="preserve">,</w:t>
+        </w:r>
+      </w:ins>
+      <w:ins w:id="68" w:author="PR Preview" w:date="2026-01-01T00:00:00Z">
+        <w:r>
+          <w:t xml:space="preserve"> </w:t>
+        </w:r>
+      </w:ins>
+      <w:ins w:id="69" w:author="PR Preview" w:date="2026-01-01T00:00:00Z">
+        <w:r>
+          <w:t xml:space="preserve"> </w:t>
+        </w:r>
+      </w:ins>
+      <w:ins w:id="70" w:author="PR Preview" w:date="2026-01-01T00:00:00Z">
+        <w:r>
+          <w:t xml:space="preserve">such as</w:t>
+        </w:r>
+      </w:ins>
+      <w:ins w:id="71" w:author="PR Preview" w:date="2026-01-01T00:00:00Z">
+        <w:r>
+          <w:t xml:space="preserve"> </w:t>
+        </w:r>
+      </w:ins>
+      <w:ins w:id="72" w:author="PR Preview" w:date="2026-01-01T00:00:00Z">
+        <w:r>
+          <w:t xml:space="preserve">“domain A”</w:t>
+        </w:r>
+      </w:ins>
+      <w:ins w:id="73" w:author="PR Preview" w:date="2026-01-01T00:00:00Z">
+        <w:r>
+          <w:t xml:space="preserve"> </w:t>
+        </w:r>
+      </w:ins>
+      <w:ins w:id="74" w:author="PR Preview" w:date="2026-01-01T00:00:00Z">
         <w:r>
           <w:t xml:space="preserve">or</w:t>
         </w:r>
       </w:ins>
-      <w:ins w:id="44" w:author="PR Preview" w:date="2026-01-01T00:00:00Z">
+      <w:ins w:id="75" w:author="PR Preview" w:date="2026-01-01T00:00:00Z">
         <w:r>
           <w:t xml:space="preserve"> </w:t>
         </w:r>
       </w:ins>
-      <w:ins w:id="45" w:author="PR Preview" w:date="2026-01-01T00:00:00Z">
+      <w:ins w:id="76" w:author="PR Preview" w:date="2026-01-01T00:00:00Z">
         <w:r>
           <w:t xml:space="preserve">“some range”</w:t>
         </w:r>
       </w:ins>
-      <w:ins w:id="46" w:author="PR Preview" w:date="2026-01-01T00:00:00Z">
+      <w:ins w:id="77" w:author="PR Preview" w:date="2026-01-01T00:00:00Z">
         <w:r>
           <w:t xml:space="preserve">.</w:t>
         </w:r>
       </w:ins>
-      <w:ins w:id="47" w:author="PR Preview" w:date="2026-01-01T00:00:00Z">
+      <w:ins w:id="78" w:author="PR Preview" w:date="2026-01-01T00:00:00Z">
         <w:r>
           <w:t xml:space="preserve"> </w:t>
         </w:r>
       </w:ins>
-      <w:ins w:id="48" w:author="PR Preview" w:date="2026-01-01T00:00:00Z">
+      <w:ins w:id="79" w:author="PR Preview" w:date="2026-01-01T00:00:00Z">
         <w:r>
           <w:t xml:space="preserve">It cannot tell whether a specific object exists,</w:t>
         </w:r>
       </w:ins>
-      <w:ins w:id="49" w:author="PR Preview" w:date="2026-01-01T00:00:00Z">
+      <w:ins w:id="80" w:author="PR Preview" w:date="2026-01-01T00:00:00Z">
         <w:r>
           <w:t xml:space="preserve"> </w:t>
         </w:r>
       </w:ins>
-      <w:ins w:id="50" w:author="PR Preview" w:date="2026-01-01T00:00:00Z">
+      <w:ins w:id="81" w:author="PR Preview" w:date="2026-01-01T00:00:00Z">
         <w:r>
           <w:t xml:space="preserve">so a warning only asks you to check.</w:t>
         </w:r>
@@ -1919,7 +2089,7 @@
       <w:r>
         <w:t xml:space="preserve"> </w:t>
       </w:r>
-      <w:hyperlink r:id="rId25">
+      <w:hyperlink r:id="rId28">
         <w:r>
           <w:rPr>
             <w:rStyle w:val="Hyperlink"/>
@@ -1940,8 +2110,8 @@
         <w:t xml:space="preserve">and what to write instead.</w:t>
       </w:r>
     </w:p>
-    <w:bookmarkEnd w:id="26"/>
-    <w:bookmarkStart w:id="27" w:name="Xb7f284656303a61435fb977954db81f2a003d22"/>
+    <w:bookmarkEnd w:id="29"/>
+    <w:bookmarkStart w:id="30" w:name="Xb7f284656303a61435fb977954db81f2a003d22"/>
     <w:p>
       <w:pPr>
         <w:pStyle w:val="Heading2"/>
@@ -2076,8 +2246,8 @@
         <w:t xml:space="preserve">and put that case right after the claim.</w:t>
       </w:r>
     </w:p>
-    <w:bookmarkEnd w:id="27"/>
-    <w:bookmarkStart w:id="28" w:name="say-which-thing"/>
+    <w:bookmarkEnd w:id="30"/>
+    <w:bookmarkStart w:id="31" w:name="say-which-thing"/>
     <w:p>
       <w:pPr>
         <w:pStyle w:val="Heading2"/>
@@ -2218,8 +2388,8 @@
         <w:t xml:space="preserve">the sentence is not yet ready to write.</w:t>
       </w:r>
     </w:p>
-    <w:bookmarkEnd w:id="28"/>
-    <w:bookmarkStart w:id="30" w:name="give-a-technical-word-one-meaning"/>
+    <w:bookmarkEnd w:id="31"/>
+    <w:bookmarkStart w:id="33" w:name="give-a-technical-word-one-meaning"/>
     <w:p>
       <w:pPr>
         <w:pStyle w:val="Heading2"/>
@@ -2312,7 +2482,7 @@
       <w:r>
         <w:t xml:space="preserve"> </w:t>
       </w:r>
-      <w:hyperlink r:id="rId29">
+      <w:hyperlink r:id="rId32">
         <w:r>
           <w:rPr>
             <w:rStyle w:val="Hyperlink"/>
@@ -2419,8 +2589,8 @@
         <w:t xml:space="preserve">.</w:t>
       </w:r>
     </w:p>
-    <w:bookmarkEnd w:id="30"/>
-    <w:bookmarkStart w:id="31" w:name="name-a-quantity-for-what-it-is"/>
+    <w:bookmarkEnd w:id="33"/>
+    <w:bookmarkStart w:id="34" w:name="name-a-quantity-for-what-it-is"/>
     <w:p>
       <w:pPr>
         <w:pStyle w:val="Heading2"/>
@@ -2639,8 +2809,8 @@
         <w:t xml:space="preserve">so this rule is enforced by review.</w:t>
       </w:r>
     </w:p>
-    <w:bookmarkEnd w:id="31"/>
-    <w:bookmarkStart w:id="33" w:name="write-the-full-phrase"/>
+    <w:bookmarkEnd w:id="34"/>
+    <w:bookmarkStart w:id="36" w:name="write-the-full-phrase"/>
     <w:p>
       <w:pPr>
         <w:pStyle w:val="Heading2"/>
@@ -2752,7 +2922,7 @@
         <w:t xml:space="preserve">A symbol in a sentence should look like the same symbol in the display equation it refers to.</w:t>
       </w:r>
     </w:p>
-    <w:bookmarkStart w:id="32" w:name="exm-full-phrase"/>
+    <w:bookmarkStart w:id="35" w:name="exm-full-phrase"/>
     <w:p>
       <w:pPr>
         <w:pStyle w:val="BodyText"/>
@@ -2879,9 +3049,9 @@
         <w:t xml:space="preserve">, plus noise.</w:t>
       </w:r>
     </w:p>
-    <w:bookmarkEnd w:id="32"/>
-    <w:bookmarkEnd w:id="33"/>
-    <w:bookmarkStart w:id="35" w:name="choose-each-preposition-on-purpose"/>
+    <w:bookmarkEnd w:id="35"/>
+    <w:bookmarkEnd w:id="36"/>
+    <w:bookmarkStart w:id="38" w:name="choose-each-preposition-on-purpose"/>
     <w:p>
       <w:pPr>
         <w:pStyle w:val="Heading2"/>
@@ -3006,7 +3176,7 @@
         <w:t xml:space="preserve">If you cannot answer in one phrase, replace it with a verb that names the relationship.</w:t>
       </w:r>
     </w:p>
-    <w:bookmarkStart w:id="34" w:name="exm-prepositions"/>
+    <w:bookmarkStart w:id="37" w:name="exm-prepositions"/>
     <w:p>
       <w:pPr>
         <w:pStyle w:val="BodyText"/>
@@ -3149,7 +3319,7 @@
         <w:t xml:space="preserve">the training set is the source of the estimates.</w:t>
       </w:r>
     </w:p>
-    <w:bookmarkEnd w:id="34"/>
+    <w:bookmarkEnd w:id="37"/>
     <w:p>
       <w:pPr>
         <w:pStyle w:val="BodyText"/>
@@ -3196,8 +3366,8 @@
         <w:t xml:space="preserve">for the agent of a passive verb.</w:t>
       </w:r>
     </w:p>
-    <w:bookmarkEnd w:id="35"/>
-    <w:bookmarkStart w:id="37" w:name="X1149ca6d49e4375cc24b5014956e62ef92d54a6"/>
+    <w:bookmarkEnd w:id="38"/>
+    <w:bookmarkStart w:id="40" w:name="X1149ca6d49e4375cc24b5014956e62ef92d54a6"/>
     <w:p>
       <w:pPr>
         <w:pStyle w:val="Heading2"/>
@@ -3367,7 +3537,7 @@
         <w:t xml:space="preserve">and survives a reordering.</w:t>
       </w:r>
     </w:p>
-    <w:bookmarkStart w:id="36" w:name="exm-position-words"/>
+    <w:bookmarkStart w:id="39" w:name="exm-position-words"/>
     <w:p>
       <w:pPr>
         <w:pStyle w:val="BodyText"/>
@@ -3513,9 +3683,9 @@
         <w:t xml:space="preserve">does not refer to a position in the document and is fine.</w:t>
       </w:r>
     </w:p>
-    <w:bookmarkEnd w:id="36"/>
-    <w:bookmarkEnd w:id="37"/>
-    <w:bookmarkStart w:id="38" w:name="X212ba9c0ec5aa092dffa1fb69c052daae98fcd9"/>
+    <w:bookmarkEnd w:id="39"/>
+    <w:bookmarkEnd w:id="40"/>
+    <w:bookmarkStart w:id="41" w:name="X212ba9c0ec5aa092dffa1fb69c052daae98fcd9"/>
     <w:p>
       <w:pPr>
         <w:pStyle w:val="Heading2"/>
@@ -3666,7 +3836,7 @@
       <w:r>
         <w:t xml:space="preserve"> </w:t>
       </w:r>
-      <w:hyperlink r:id="rId25">
+      <w:hyperlink r:id="rId28">
         <w:r>
           <w:rPr>
             <w:rStyle w:val="Hyperlink"/>
@@ -3740,8 +3910,8 @@
         <w:t xml:space="preserve">changes it.</w:t>
       </w:r>
     </w:p>
-    <w:bookmarkEnd w:id="38"/>
-    <w:bookmarkStart w:id="41" w:name="X49b806fcb01140a547354f51de69b452814bc12"/>
+    <w:bookmarkEnd w:id="41"/>
+    <w:bookmarkStart w:id="44" w:name="X49b806fcb01140a547354f51de69b452814bc12"/>
     <w:p>
       <w:pPr>
         <w:pStyle w:val="Heading2"/>
@@ -3910,7 +4080,7 @@
         <w:t xml:space="preserve">assumed an order of lectures that the page does not fix.</w:t>
       </w:r>
     </w:p>
-    <w:bookmarkStart w:id="40" w:name="exm-time-relative"/>
+    <w:bookmarkStart w:id="43" w:name="exm-time-relative"/>
     <w:p>
       <w:pPr>
         <w:pStyle w:val="BodyText"/>
@@ -4007,7 +4177,7 @@
       <w:r>
         <w:t xml:space="preserve"> </w:t>
       </w:r>
-      <w:hyperlink r:id="rId39">
+      <w:hyperlink r:id="rId42">
         <w:r>
           <w:rPr>
             <w:rStyle w:val="Hyperlink"/>
@@ -4022,9 +4192,9 @@
         <w:t xml:space="preserve">shows.</w:t>
       </w:r>
     </w:p>
-    <w:bookmarkEnd w:id="40"/>
-    <w:bookmarkEnd w:id="41"/>
-    <w:bookmarkStart w:id="47" w:name="minimize-unnecessary-jargon"/>
+    <w:bookmarkEnd w:id="43"/>
+    <w:bookmarkEnd w:id="44"/>
+    <w:bookmarkStart w:id="50" w:name="minimize-unnecessary-jargon"/>
     <w:p>
       <w:pPr>
         <w:pStyle w:val="Heading2"/>
@@ -4152,7 +4322,7 @@
       <w:r>
         <w:t xml:space="preserve"> </w:t>
       </w:r>
-      <w:hyperlink r:id="rId42">
+      <w:hyperlink r:id="rId45">
         <w:r>
           <w:rPr>
             <w:rStyle w:val="Hyperlink"/>
@@ -4164,7 +4334,7 @@
         <w:t xml:space="preserve">).</w:t>
       </w:r>
     </w:p>
-    <w:bookmarkStart w:id="43" w:name="exm-jargon"/>
+    <w:bookmarkStart w:id="46" w:name="exm-jargon"/>
     <w:p>
       <w:pPr>
         <w:pStyle w:val="BodyText"/>
@@ -4213,7 +4383,7 @@
         <w:t xml:space="preserve">and it states what was actually done.</w:t>
       </w:r>
     </w:p>
-    <w:bookmarkEnd w:id="43"/>
+    <w:bookmarkEnd w:id="46"/>
     <w:p>
       <w:pPr>
         <w:pStyle w:val="BodyText"/>
@@ -4252,8 +4422,8 @@
         <w:t xml:space="preserve">define it clearly at first use.</w:t>
       </w:r>
     </w:p>
-    <w:bookmarkStart w:id="46" w:name="refs"/>
-    <w:bookmarkStart w:id="45" w:name="ref-google2025style"/>
+    <w:bookmarkStart w:id="49" w:name="refs"/>
+    <w:bookmarkStart w:id="48" w:name="ref-google2025style"/>
     <w:p>
       <w:pPr>
         <w:pStyle w:val="Bibliography"/>
@@ -4277,7 +4447,7 @@
       <w:r>
         <w:t xml:space="preserve"> </w:t>
       </w:r>
-      <w:hyperlink r:id="rId44">
+      <w:hyperlink r:id="rId47">
         <w:r>
           <w:rPr>
             <w:rStyle w:val="Hyperlink"/>
@@ -4289,9 +4459,9 @@
         <w:t xml:space="preserve">.</w:t>
       </w:r>
     </w:p>
-    <w:bookmarkEnd w:id="45"/>
-    <w:bookmarkEnd w:id="46"/>
-    <w:bookmarkEnd w:id="47"/>
+    <w:bookmarkEnd w:id="48"/>
+    <w:bookmarkEnd w:id="49"/>
+    <w:bookmarkEnd w:id="50"/>
     <w:sectPr>
       <w:footnotePr>
         <w:numRestart w:val="eachSect"/>
